--- a/Week1/23-NTU-CS-1128(Week1  HomeTask).docx
+++ b/Week1/23-NTU-CS-1128(Week1  HomeTask).docx
@@ -1319,25 +1319,14 @@
           <w:szCs w:val="28"/>
         </w:rPr>
       </w:pPr>
-      <w:proofErr w:type="spellStart"/>
-      <w:r>
-        <w:rPr>
-          <w:rFonts w:ascii="Times New Roman" w:hAnsi="Times New Roman" w:cs="Times New Roman"/>
-          <w:b/>
-          <w:sz w:val="28"/>
-          <w:szCs w:val="28"/>
-        </w:rPr>
-        <w:t>UserName</w:t>
-      </w:r>
-      <w:proofErr w:type="spellEnd"/>
-      <w:r>
-        <w:rPr>
-          <w:rFonts w:ascii="Times New Roman" w:hAnsi="Times New Roman" w:cs="Times New Roman"/>
-          <w:b/>
-          <w:sz w:val="28"/>
-          <w:szCs w:val="28"/>
-        </w:rPr>
-        <w:t xml:space="preserve"> and Email configuration:</w:t>
+      <w:r>
+        <w:rPr>
+          <w:rFonts w:ascii="Times New Roman" w:hAnsi="Times New Roman" w:cs="Times New Roman"/>
+          <w:b/>
+          <w:sz w:val="28"/>
+          <w:szCs w:val="28"/>
+        </w:rPr>
+        <w:t>UserName and Email configuration:</w:t>
       </w:r>
     </w:p>
     <w:p>
@@ -1624,19 +1613,8 @@
           <w:sz w:val="28"/>
           <w:szCs w:val="28"/>
         </w:rPr>
-        <w:t xml:space="preserve">GCC </w:t>
-      </w:r>
-      <w:proofErr w:type="gramStart"/>
-      <w:r>
-        <w:rPr>
-          <w:rFonts w:ascii="Times New Roman" w:hAnsi="Times New Roman" w:cs="Times New Roman"/>
-          <w:b/>
-          <w:sz w:val="28"/>
-          <w:szCs w:val="28"/>
-        </w:rPr>
-        <w:t>version :</w:t>
-      </w:r>
-      <w:proofErr w:type="gramEnd"/>
+        <w:t>GCC version :</w:t>
+      </w:r>
     </w:p>
     <w:p>
       <w:pPr>
@@ -2068,6 +2046,68 @@
           <w:szCs w:val="28"/>
         </w:rPr>
       </w:pPr>
+      <w:r>
+        <w:rPr>
+          <w:rFonts w:ascii="Times New Roman" w:hAnsi="Times New Roman" w:cs="Times New Roman"/>
+          <w:b/>
+          <w:sz w:val="28"/>
+          <w:szCs w:val="28"/>
+        </w:rPr>
+        <w:t>Pushing to Github:</w:t>
+      </w:r>
+    </w:p>
+    <w:p>
+      <w:pPr>
+        <w:rPr>
+          <w:rFonts w:ascii="Times New Roman" w:hAnsi="Times New Roman" w:cs="Times New Roman"/>
+          <w:b/>
+          <w:sz w:val="28"/>
+          <w:szCs w:val="28"/>
+        </w:rPr>
+      </w:pPr>
+      <w:r>
+        <w:rPr>
+          <w:rFonts w:ascii="Times New Roman" w:hAnsi="Times New Roman" w:cs="Times New Roman"/>
+          <w:b/>
+          <w:sz w:val="28"/>
+          <w:szCs w:val="28"/>
+        </w:rPr>
+        <w:drawing>
+          <wp:inline distT="0" distB="0" distL="0" distR="0" wp14:anchorId="224398CB" wp14:editId="13BEC656">
+            <wp:extent cx="5412740" cy="3044825"/>
+            <wp:effectExtent l="0" t="0" r="0" b="3175"/>
+            <wp:docPr id="15" name="Picture 15"/>
+            <wp:cNvGraphicFramePr>
+              <a:graphicFrameLocks xmlns:a="http://schemas.openxmlformats.org/drawingml/2006/main" noChangeAspect="1"/>
+            </wp:cNvGraphicFramePr>
+            <a:graphic xmlns:a="http://schemas.openxmlformats.org/drawingml/2006/main">
+              <a:graphicData uri="http://schemas.openxmlformats.org/drawingml/2006/picture">
+                <pic:pic xmlns:pic="http://schemas.openxmlformats.org/drawingml/2006/picture">
+                  <pic:nvPicPr>
+                    <pic:cNvPr id="1" name=""/>
+                    <pic:cNvPicPr/>
+                  </pic:nvPicPr>
+                  <pic:blipFill>
+                    <a:blip r:embed="rId15"/>
+                    <a:stretch>
+                      <a:fillRect/>
+                    </a:stretch>
+                  </pic:blipFill>
+                  <pic:spPr>
+                    <a:xfrm>
+                      <a:off x="0" y="0"/>
+                      <a:ext cx="5412740" cy="3044825"/>
+                    </a:xfrm>
+                    <a:prstGeom prst="rect">
+                      <a:avLst/>
+                    </a:prstGeom>
+                  </pic:spPr>
+                </pic:pic>
+              </a:graphicData>
+            </a:graphic>
+          </wp:inline>
+        </w:drawing>
+      </w:r>
     </w:p>
     <w:sectPr>
       <w:pgSz w:w="11911" w:h="16841"/>
